--- a/PMF08_Roadmap_Produto.docx
+++ b/PMF08_Roadmap_Produto.docx
@@ -121,7 +121,7 @@
               <w:bottom w:color="000000" w:space="0" w:sz="0" w:val="nil"/>
               <w:right w:color="000000" w:space="0" w:sz="0" w:val="nil"/>
             </w:tcBorders>
-            <w:shd w:fill="eeeeee" w:val="clear"/>
+            <w:shd w:fill="d6e0db" w:val="clear"/>
             <w:tcMar>
               <w:top w:w="160.0" w:type="dxa"/>
               <w:left w:w="260.0" w:type="dxa"/>
@@ -360,7 +360,7 @@
               <w:bottom w:color="d8d8d8" w:space="0" w:sz="4" w:val="single"/>
               <w:right w:color="d8d8d8" w:space="0" w:sz="4" w:val="single"/>
             </w:tcBorders>
-            <w:shd w:fill="f7f7f7" w:val="clear"/>
+            <w:shd w:fill="dee8e3" w:val="clear"/>
             <w:tcMar>
               <w:top w:w="90.0" w:type="dxa"/>
               <w:left w:w="160.0" w:type="dxa"/>
@@ -475,7 +475,7 @@
               <w:bottom w:color="d8d8d8" w:space="0" w:sz="4" w:val="single"/>
               <w:right w:color="d8d8d8" w:space="0" w:sz="4" w:val="single"/>
             </w:tcBorders>
-            <w:shd w:fill="f7f7f7" w:val="clear"/>
+            <w:shd w:fill="dee8e3" w:val="clear"/>
             <w:tcMar>
               <w:top w:w="90.0" w:type="dxa"/>
               <w:left w:w="160.0" w:type="dxa"/>
@@ -590,7 +590,7 @@
               <w:bottom w:color="d8d8d8" w:space="0" w:sz="4" w:val="single"/>
               <w:right w:color="d8d8d8" w:space="0" w:sz="4" w:val="single"/>
             </w:tcBorders>
-            <w:shd w:fill="f7f7f7" w:val="clear"/>
+            <w:shd w:fill="dee8e3" w:val="clear"/>
             <w:tcMar>
               <w:top w:w="90.0" w:type="dxa"/>
               <w:left w:w="160.0" w:type="dxa"/>
@@ -1037,152 +1037,152 @@
               <w:bottom w:color="d8d8d8" w:space="0" w:sz="4" w:val="single"/>
               <w:right w:color="d8d8d8" w:space="0" w:sz="4" w:val="single"/>
             </w:tcBorders>
-            <w:shd w:fill="f7f7f7" w:val="clear"/>
-            <w:tcMar>
-              <w:top w:w="60.0" w:type="dxa"/>
-              <w:left w:w="80.0" w:type="dxa"/>
-              <w:bottom w:w="60.0" w:type="dxa"/>
-              <w:right w:w="60.0" w:type="dxa"/>
-            </w:tcMar>
-            <w:vAlign w:val="center"/>
-          </w:tcPr>
-          <w:p>
-            <w:pPr>
-              <w:spacing w:after="0" w:before="0" w:lineRule="auto"/>
-              <w:rPr/>
-            </w:pPr>
-            <w:r>
-              <w:rPr>
-                <w:rtl w:val="0"/>
-              </w:rPr>
-            </w:r>
-          </w:p>
-        </w:tc>
-        <w:tc>
-          <w:tcPr>
-            <w:tcBorders>
-              <w:top w:color="d8d8d8" w:space="0" w:sz="4" w:val="single"/>
-              <w:left w:color="d8d8d8" w:space="0" w:sz="4" w:val="single"/>
-              <w:bottom w:color="d8d8d8" w:space="0" w:sz="4" w:val="single"/>
-              <w:right w:color="d8d8d8" w:space="0" w:sz="4" w:val="single"/>
-            </w:tcBorders>
-            <w:shd w:fill="f7f7f7" w:val="clear"/>
-            <w:tcMar>
-              <w:top w:w="60.0" w:type="dxa"/>
-              <w:left w:w="80.0" w:type="dxa"/>
-              <w:bottom w:w="60.0" w:type="dxa"/>
-              <w:right w:w="60.0" w:type="dxa"/>
-            </w:tcMar>
-            <w:vAlign w:val="center"/>
-          </w:tcPr>
-          <w:p>
-            <w:pPr>
-              <w:spacing w:after="0" w:before="0" w:lineRule="auto"/>
-              <w:rPr/>
-            </w:pPr>
-            <w:r>
-              <w:rPr>
-                <w:rtl w:val="0"/>
-              </w:rPr>
-            </w:r>
-          </w:p>
-        </w:tc>
-        <w:tc>
-          <w:tcPr>
-            <w:tcBorders>
-              <w:top w:color="d8d8d8" w:space="0" w:sz="4" w:val="single"/>
-              <w:left w:color="d8d8d8" w:space="0" w:sz="4" w:val="single"/>
-              <w:bottom w:color="d8d8d8" w:space="0" w:sz="4" w:val="single"/>
-              <w:right w:color="d8d8d8" w:space="0" w:sz="4" w:val="single"/>
-            </w:tcBorders>
-            <w:shd w:fill="f7f7f7" w:val="clear"/>
-            <w:tcMar>
-              <w:top w:w="60.0" w:type="dxa"/>
-              <w:left w:w="80.0" w:type="dxa"/>
-              <w:bottom w:w="60.0" w:type="dxa"/>
-              <w:right w:w="60.0" w:type="dxa"/>
-            </w:tcMar>
-            <w:vAlign w:val="center"/>
-          </w:tcPr>
-          <w:p>
-            <w:pPr>
-              <w:spacing w:after="0" w:before="0" w:lineRule="auto"/>
-              <w:rPr/>
-            </w:pPr>
-            <w:r>
-              <w:rPr>
-                <w:rtl w:val="0"/>
-              </w:rPr>
-            </w:r>
-          </w:p>
-        </w:tc>
-        <w:tc>
-          <w:tcPr>
-            <w:tcBorders>
-              <w:top w:color="d8d8d8" w:space="0" w:sz="4" w:val="single"/>
-              <w:left w:color="d8d8d8" w:space="0" w:sz="4" w:val="single"/>
-              <w:bottom w:color="d8d8d8" w:space="0" w:sz="4" w:val="single"/>
-              <w:right w:color="d8d8d8" w:space="0" w:sz="4" w:val="single"/>
-            </w:tcBorders>
-            <w:shd w:fill="f7f7f7" w:val="clear"/>
-            <w:tcMar>
-              <w:top w:w="60.0" w:type="dxa"/>
-              <w:left w:w="80.0" w:type="dxa"/>
-              <w:bottom w:w="60.0" w:type="dxa"/>
-              <w:right w:w="60.0" w:type="dxa"/>
-            </w:tcMar>
-            <w:vAlign w:val="center"/>
-          </w:tcPr>
-          <w:p>
-            <w:pPr>
-              <w:spacing w:after="0" w:before="0" w:lineRule="auto"/>
-              <w:rPr/>
-            </w:pPr>
-            <w:r>
-              <w:rPr>
-                <w:rtl w:val="0"/>
-              </w:rPr>
-            </w:r>
-          </w:p>
-        </w:tc>
-        <w:tc>
-          <w:tcPr>
-            <w:tcBorders>
-              <w:top w:color="d8d8d8" w:space="0" w:sz="4" w:val="single"/>
-              <w:left w:color="d8d8d8" w:space="0" w:sz="4" w:val="single"/>
-              <w:bottom w:color="d8d8d8" w:space="0" w:sz="4" w:val="single"/>
-              <w:right w:color="d8d8d8" w:space="0" w:sz="4" w:val="single"/>
-            </w:tcBorders>
-            <w:shd w:fill="f7f7f7" w:val="clear"/>
-            <w:tcMar>
-              <w:top w:w="60.0" w:type="dxa"/>
-              <w:left w:w="80.0" w:type="dxa"/>
-              <w:bottom w:w="60.0" w:type="dxa"/>
-              <w:right w:w="60.0" w:type="dxa"/>
-            </w:tcMar>
-            <w:vAlign w:val="center"/>
-          </w:tcPr>
-          <w:p>
-            <w:pPr>
-              <w:spacing w:after="0" w:before="0" w:lineRule="auto"/>
-              <w:rPr/>
-            </w:pPr>
-            <w:r>
-              <w:rPr>
-                <w:rtl w:val="0"/>
-              </w:rPr>
-            </w:r>
-          </w:p>
-        </w:tc>
-        <w:tc>
-          <w:tcPr>
-            <w:tcBorders>
-              <w:top w:color="d8d8d8" w:space="0" w:sz="4" w:val="single"/>
-              <w:left w:color="d8d8d8" w:space="0" w:sz="4" w:val="single"/>
-              <w:bottom w:color="d8d8d8" w:space="0" w:sz="4" w:val="single"/>
-              <w:right w:color="d8d8d8" w:space="0" w:sz="4" w:val="single"/>
-            </w:tcBorders>
-            <w:shd w:fill="f7f7f7" w:val="clear"/>
+            <w:shd w:fill="dee8e3" w:val="clear"/>
+            <w:tcMar>
+              <w:top w:w="60.0" w:type="dxa"/>
+              <w:left w:w="80.0" w:type="dxa"/>
+              <w:bottom w:w="60.0" w:type="dxa"/>
+              <w:right w:w="60.0" w:type="dxa"/>
+            </w:tcMar>
+            <w:vAlign w:val="center"/>
+          </w:tcPr>
+          <w:p>
+            <w:pPr>
+              <w:spacing w:after="0" w:before="0" w:lineRule="auto"/>
+              <w:rPr/>
+            </w:pPr>
+            <w:r>
+              <w:rPr>
+                <w:rtl w:val="0"/>
+              </w:rPr>
+            </w:r>
+          </w:p>
+        </w:tc>
+        <w:tc>
+          <w:tcPr>
+            <w:tcBorders>
+              <w:top w:color="d8d8d8" w:space="0" w:sz="4" w:val="single"/>
+              <w:left w:color="d8d8d8" w:space="0" w:sz="4" w:val="single"/>
+              <w:bottom w:color="d8d8d8" w:space="0" w:sz="4" w:val="single"/>
+              <w:right w:color="d8d8d8" w:space="0" w:sz="4" w:val="single"/>
+            </w:tcBorders>
+            <w:shd w:fill="dee8e3" w:val="clear"/>
+            <w:tcMar>
+              <w:top w:w="60.0" w:type="dxa"/>
+              <w:left w:w="80.0" w:type="dxa"/>
+              <w:bottom w:w="60.0" w:type="dxa"/>
+              <w:right w:w="60.0" w:type="dxa"/>
+            </w:tcMar>
+            <w:vAlign w:val="center"/>
+          </w:tcPr>
+          <w:p>
+            <w:pPr>
+              <w:spacing w:after="0" w:before="0" w:lineRule="auto"/>
+              <w:rPr/>
+            </w:pPr>
+            <w:r>
+              <w:rPr>
+                <w:rtl w:val="0"/>
+              </w:rPr>
+            </w:r>
+          </w:p>
+        </w:tc>
+        <w:tc>
+          <w:tcPr>
+            <w:tcBorders>
+              <w:top w:color="d8d8d8" w:space="0" w:sz="4" w:val="single"/>
+              <w:left w:color="d8d8d8" w:space="0" w:sz="4" w:val="single"/>
+              <w:bottom w:color="d8d8d8" w:space="0" w:sz="4" w:val="single"/>
+              <w:right w:color="d8d8d8" w:space="0" w:sz="4" w:val="single"/>
+            </w:tcBorders>
+            <w:shd w:fill="dee8e3" w:val="clear"/>
+            <w:tcMar>
+              <w:top w:w="60.0" w:type="dxa"/>
+              <w:left w:w="80.0" w:type="dxa"/>
+              <w:bottom w:w="60.0" w:type="dxa"/>
+              <w:right w:w="60.0" w:type="dxa"/>
+            </w:tcMar>
+            <w:vAlign w:val="center"/>
+          </w:tcPr>
+          <w:p>
+            <w:pPr>
+              <w:spacing w:after="0" w:before="0" w:lineRule="auto"/>
+              <w:rPr/>
+            </w:pPr>
+            <w:r>
+              <w:rPr>
+                <w:rtl w:val="0"/>
+              </w:rPr>
+            </w:r>
+          </w:p>
+        </w:tc>
+        <w:tc>
+          <w:tcPr>
+            <w:tcBorders>
+              <w:top w:color="d8d8d8" w:space="0" w:sz="4" w:val="single"/>
+              <w:left w:color="d8d8d8" w:space="0" w:sz="4" w:val="single"/>
+              <w:bottom w:color="d8d8d8" w:space="0" w:sz="4" w:val="single"/>
+              <w:right w:color="d8d8d8" w:space="0" w:sz="4" w:val="single"/>
+            </w:tcBorders>
+            <w:shd w:fill="dee8e3" w:val="clear"/>
+            <w:tcMar>
+              <w:top w:w="60.0" w:type="dxa"/>
+              <w:left w:w="80.0" w:type="dxa"/>
+              <w:bottom w:w="60.0" w:type="dxa"/>
+              <w:right w:w="60.0" w:type="dxa"/>
+            </w:tcMar>
+            <w:vAlign w:val="center"/>
+          </w:tcPr>
+          <w:p>
+            <w:pPr>
+              <w:spacing w:after="0" w:before="0" w:lineRule="auto"/>
+              <w:rPr/>
+            </w:pPr>
+            <w:r>
+              <w:rPr>
+                <w:rtl w:val="0"/>
+              </w:rPr>
+            </w:r>
+          </w:p>
+        </w:tc>
+        <w:tc>
+          <w:tcPr>
+            <w:tcBorders>
+              <w:top w:color="d8d8d8" w:space="0" w:sz="4" w:val="single"/>
+              <w:left w:color="d8d8d8" w:space="0" w:sz="4" w:val="single"/>
+              <w:bottom w:color="d8d8d8" w:space="0" w:sz="4" w:val="single"/>
+              <w:right w:color="d8d8d8" w:space="0" w:sz="4" w:val="single"/>
+            </w:tcBorders>
+            <w:shd w:fill="dee8e3" w:val="clear"/>
+            <w:tcMar>
+              <w:top w:w="60.0" w:type="dxa"/>
+              <w:left w:w="80.0" w:type="dxa"/>
+              <w:bottom w:w="60.0" w:type="dxa"/>
+              <w:right w:w="60.0" w:type="dxa"/>
+            </w:tcMar>
+            <w:vAlign w:val="center"/>
+          </w:tcPr>
+          <w:p>
+            <w:pPr>
+              <w:spacing w:after="0" w:before="0" w:lineRule="auto"/>
+              <w:rPr/>
+            </w:pPr>
+            <w:r>
+              <w:rPr>
+                <w:rtl w:val="0"/>
+              </w:rPr>
+            </w:r>
+          </w:p>
+        </w:tc>
+        <w:tc>
+          <w:tcPr>
+            <w:tcBorders>
+              <w:top w:color="d8d8d8" w:space="0" w:sz="4" w:val="single"/>
+              <w:left w:color="d8d8d8" w:space="0" w:sz="4" w:val="single"/>
+              <w:bottom w:color="d8d8d8" w:space="0" w:sz="4" w:val="single"/>
+              <w:right w:color="d8d8d8" w:space="0" w:sz="4" w:val="single"/>
+            </w:tcBorders>
+            <w:shd w:fill="dee8e3" w:val="clear"/>
             <w:tcMar>
               <w:top w:w="60.0" w:type="dxa"/>
               <w:left w:w="80.0" w:type="dxa"/>
@@ -1399,152 +1399,152 @@
               <w:bottom w:color="d8d8d8" w:space="0" w:sz="4" w:val="single"/>
               <w:right w:color="d8d8d8" w:space="0" w:sz="4" w:val="single"/>
             </w:tcBorders>
-            <w:shd w:fill="f7f7f7" w:val="clear"/>
-            <w:tcMar>
-              <w:top w:w="60.0" w:type="dxa"/>
-              <w:left w:w="80.0" w:type="dxa"/>
-              <w:bottom w:w="60.0" w:type="dxa"/>
-              <w:right w:w="60.0" w:type="dxa"/>
-            </w:tcMar>
-            <w:vAlign w:val="center"/>
-          </w:tcPr>
-          <w:p>
-            <w:pPr>
-              <w:spacing w:after="0" w:before="0" w:lineRule="auto"/>
-              <w:rPr/>
-            </w:pPr>
-            <w:r>
-              <w:rPr>
-                <w:rtl w:val="0"/>
-              </w:rPr>
-            </w:r>
-          </w:p>
-        </w:tc>
-        <w:tc>
-          <w:tcPr>
-            <w:tcBorders>
-              <w:top w:color="d8d8d8" w:space="0" w:sz="4" w:val="single"/>
-              <w:left w:color="d8d8d8" w:space="0" w:sz="4" w:val="single"/>
-              <w:bottom w:color="d8d8d8" w:space="0" w:sz="4" w:val="single"/>
-              <w:right w:color="d8d8d8" w:space="0" w:sz="4" w:val="single"/>
-            </w:tcBorders>
-            <w:shd w:fill="f7f7f7" w:val="clear"/>
-            <w:tcMar>
-              <w:top w:w="60.0" w:type="dxa"/>
-              <w:left w:w="80.0" w:type="dxa"/>
-              <w:bottom w:w="60.0" w:type="dxa"/>
-              <w:right w:w="60.0" w:type="dxa"/>
-            </w:tcMar>
-            <w:vAlign w:val="center"/>
-          </w:tcPr>
-          <w:p>
-            <w:pPr>
-              <w:spacing w:after="0" w:before="0" w:lineRule="auto"/>
-              <w:rPr/>
-            </w:pPr>
-            <w:r>
-              <w:rPr>
-                <w:rtl w:val="0"/>
-              </w:rPr>
-            </w:r>
-          </w:p>
-        </w:tc>
-        <w:tc>
-          <w:tcPr>
-            <w:tcBorders>
-              <w:top w:color="d8d8d8" w:space="0" w:sz="4" w:val="single"/>
-              <w:left w:color="d8d8d8" w:space="0" w:sz="4" w:val="single"/>
-              <w:bottom w:color="d8d8d8" w:space="0" w:sz="4" w:val="single"/>
-              <w:right w:color="d8d8d8" w:space="0" w:sz="4" w:val="single"/>
-            </w:tcBorders>
-            <w:shd w:fill="f7f7f7" w:val="clear"/>
-            <w:tcMar>
-              <w:top w:w="60.0" w:type="dxa"/>
-              <w:left w:w="80.0" w:type="dxa"/>
-              <w:bottom w:w="60.0" w:type="dxa"/>
-              <w:right w:w="60.0" w:type="dxa"/>
-            </w:tcMar>
-            <w:vAlign w:val="center"/>
-          </w:tcPr>
-          <w:p>
-            <w:pPr>
-              <w:spacing w:after="0" w:before="0" w:lineRule="auto"/>
-              <w:rPr/>
-            </w:pPr>
-            <w:r>
-              <w:rPr>
-                <w:rtl w:val="0"/>
-              </w:rPr>
-            </w:r>
-          </w:p>
-        </w:tc>
-        <w:tc>
-          <w:tcPr>
-            <w:tcBorders>
-              <w:top w:color="d8d8d8" w:space="0" w:sz="4" w:val="single"/>
-              <w:left w:color="d8d8d8" w:space="0" w:sz="4" w:val="single"/>
-              <w:bottom w:color="d8d8d8" w:space="0" w:sz="4" w:val="single"/>
-              <w:right w:color="d8d8d8" w:space="0" w:sz="4" w:val="single"/>
-            </w:tcBorders>
-            <w:shd w:fill="f7f7f7" w:val="clear"/>
-            <w:tcMar>
-              <w:top w:w="60.0" w:type="dxa"/>
-              <w:left w:w="80.0" w:type="dxa"/>
-              <w:bottom w:w="60.0" w:type="dxa"/>
-              <w:right w:w="60.0" w:type="dxa"/>
-            </w:tcMar>
-            <w:vAlign w:val="center"/>
-          </w:tcPr>
-          <w:p>
-            <w:pPr>
-              <w:spacing w:after="0" w:before="0" w:lineRule="auto"/>
-              <w:rPr/>
-            </w:pPr>
-            <w:r>
-              <w:rPr>
-                <w:rtl w:val="0"/>
-              </w:rPr>
-            </w:r>
-          </w:p>
-        </w:tc>
-        <w:tc>
-          <w:tcPr>
-            <w:tcBorders>
-              <w:top w:color="d8d8d8" w:space="0" w:sz="4" w:val="single"/>
-              <w:left w:color="d8d8d8" w:space="0" w:sz="4" w:val="single"/>
-              <w:bottom w:color="d8d8d8" w:space="0" w:sz="4" w:val="single"/>
-              <w:right w:color="d8d8d8" w:space="0" w:sz="4" w:val="single"/>
-            </w:tcBorders>
-            <w:shd w:fill="f7f7f7" w:val="clear"/>
-            <w:tcMar>
-              <w:top w:w="60.0" w:type="dxa"/>
-              <w:left w:w="80.0" w:type="dxa"/>
-              <w:bottom w:w="60.0" w:type="dxa"/>
-              <w:right w:w="60.0" w:type="dxa"/>
-            </w:tcMar>
-            <w:vAlign w:val="center"/>
-          </w:tcPr>
-          <w:p>
-            <w:pPr>
-              <w:spacing w:after="0" w:before="0" w:lineRule="auto"/>
-              <w:rPr/>
-            </w:pPr>
-            <w:r>
-              <w:rPr>
-                <w:rtl w:val="0"/>
-              </w:rPr>
-            </w:r>
-          </w:p>
-        </w:tc>
-        <w:tc>
-          <w:tcPr>
-            <w:tcBorders>
-              <w:top w:color="d8d8d8" w:space="0" w:sz="4" w:val="single"/>
-              <w:left w:color="d8d8d8" w:space="0" w:sz="4" w:val="single"/>
-              <w:bottom w:color="d8d8d8" w:space="0" w:sz="4" w:val="single"/>
-              <w:right w:color="d8d8d8" w:space="0" w:sz="4" w:val="single"/>
-            </w:tcBorders>
-            <w:shd w:fill="f7f7f7" w:val="clear"/>
+            <w:shd w:fill="dee8e3" w:val="clear"/>
+            <w:tcMar>
+              <w:top w:w="60.0" w:type="dxa"/>
+              <w:left w:w="80.0" w:type="dxa"/>
+              <w:bottom w:w="60.0" w:type="dxa"/>
+              <w:right w:w="60.0" w:type="dxa"/>
+            </w:tcMar>
+            <w:vAlign w:val="center"/>
+          </w:tcPr>
+          <w:p>
+            <w:pPr>
+              <w:spacing w:after="0" w:before="0" w:lineRule="auto"/>
+              <w:rPr/>
+            </w:pPr>
+            <w:r>
+              <w:rPr>
+                <w:rtl w:val="0"/>
+              </w:rPr>
+            </w:r>
+          </w:p>
+        </w:tc>
+        <w:tc>
+          <w:tcPr>
+            <w:tcBorders>
+              <w:top w:color="d8d8d8" w:space="0" w:sz="4" w:val="single"/>
+              <w:left w:color="d8d8d8" w:space="0" w:sz="4" w:val="single"/>
+              <w:bottom w:color="d8d8d8" w:space="0" w:sz="4" w:val="single"/>
+              <w:right w:color="d8d8d8" w:space="0" w:sz="4" w:val="single"/>
+            </w:tcBorders>
+            <w:shd w:fill="dee8e3" w:val="clear"/>
+            <w:tcMar>
+              <w:top w:w="60.0" w:type="dxa"/>
+              <w:left w:w="80.0" w:type="dxa"/>
+              <w:bottom w:w="60.0" w:type="dxa"/>
+              <w:right w:w="60.0" w:type="dxa"/>
+            </w:tcMar>
+            <w:vAlign w:val="center"/>
+          </w:tcPr>
+          <w:p>
+            <w:pPr>
+              <w:spacing w:after="0" w:before="0" w:lineRule="auto"/>
+              <w:rPr/>
+            </w:pPr>
+            <w:r>
+              <w:rPr>
+                <w:rtl w:val="0"/>
+              </w:rPr>
+            </w:r>
+          </w:p>
+        </w:tc>
+        <w:tc>
+          <w:tcPr>
+            <w:tcBorders>
+              <w:top w:color="d8d8d8" w:space="0" w:sz="4" w:val="single"/>
+              <w:left w:color="d8d8d8" w:space="0" w:sz="4" w:val="single"/>
+              <w:bottom w:color="d8d8d8" w:space="0" w:sz="4" w:val="single"/>
+              <w:right w:color="d8d8d8" w:space="0" w:sz="4" w:val="single"/>
+            </w:tcBorders>
+            <w:shd w:fill="dee8e3" w:val="clear"/>
+            <w:tcMar>
+              <w:top w:w="60.0" w:type="dxa"/>
+              <w:left w:w="80.0" w:type="dxa"/>
+              <w:bottom w:w="60.0" w:type="dxa"/>
+              <w:right w:w="60.0" w:type="dxa"/>
+            </w:tcMar>
+            <w:vAlign w:val="center"/>
+          </w:tcPr>
+          <w:p>
+            <w:pPr>
+              <w:spacing w:after="0" w:before="0" w:lineRule="auto"/>
+              <w:rPr/>
+            </w:pPr>
+            <w:r>
+              <w:rPr>
+                <w:rtl w:val="0"/>
+              </w:rPr>
+            </w:r>
+          </w:p>
+        </w:tc>
+        <w:tc>
+          <w:tcPr>
+            <w:tcBorders>
+              <w:top w:color="d8d8d8" w:space="0" w:sz="4" w:val="single"/>
+              <w:left w:color="d8d8d8" w:space="0" w:sz="4" w:val="single"/>
+              <w:bottom w:color="d8d8d8" w:space="0" w:sz="4" w:val="single"/>
+              <w:right w:color="d8d8d8" w:space="0" w:sz="4" w:val="single"/>
+            </w:tcBorders>
+            <w:shd w:fill="dee8e3" w:val="clear"/>
+            <w:tcMar>
+              <w:top w:w="60.0" w:type="dxa"/>
+              <w:left w:w="80.0" w:type="dxa"/>
+              <w:bottom w:w="60.0" w:type="dxa"/>
+              <w:right w:w="60.0" w:type="dxa"/>
+            </w:tcMar>
+            <w:vAlign w:val="center"/>
+          </w:tcPr>
+          <w:p>
+            <w:pPr>
+              <w:spacing w:after="0" w:before="0" w:lineRule="auto"/>
+              <w:rPr/>
+            </w:pPr>
+            <w:r>
+              <w:rPr>
+                <w:rtl w:val="0"/>
+              </w:rPr>
+            </w:r>
+          </w:p>
+        </w:tc>
+        <w:tc>
+          <w:tcPr>
+            <w:tcBorders>
+              <w:top w:color="d8d8d8" w:space="0" w:sz="4" w:val="single"/>
+              <w:left w:color="d8d8d8" w:space="0" w:sz="4" w:val="single"/>
+              <w:bottom w:color="d8d8d8" w:space="0" w:sz="4" w:val="single"/>
+              <w:right w:color="d8d8d8" w:space="0" w:sz="4" w:val="single"/>
+            </w:tcBorders>
+            <w:shd w:fill="dee8e3" w:val="clear"/>
+            <w:tcMar>
+              <w:top w:w="60.0" w:type="dxa"/>
+              <w:left w:w="80.0" w:type="dxa"/>
+              <w:bottom w:w="60.0" w:type="dxa"/>
+              <w:right w:w="60.0" w:type="dxa"/>
+            </w:tcMar>
+            <w:vAlign w:val="center"/>
+          </w:tcPr>
+          <w:p>
+            <w:pPr>
+              <w:spacing w:after="0" w:before="0" w:lineRule="auto"/>
+              <w:rPr/>
+            </w:pPr>
+            <w:r>
+              <w:rPr>
+                <w:rtl w:val="0"/>
+              </w:rPr>
+            </w:r>
+          </w:p>
+        </w:tc>
+        <w:tc>
+          <w:tcPr>
+            <w:tcBorders>
+              <w:top w:color="d8d8d8" w:space="0" w:sz="4" w:val="single"/>
+              <w:left w:color="d8d8d8" w:space="0" w:sz="4" w:val="single"/>
+              <w:bottom w:color="d8d8d8" w:space="0" w:sz="4" w:val="single"/>
+              <w:right w:color="d8d8d8" w:space="0" w:sz="4" w:val="single"/>
+            </w:tcBorders>
+            <w:shd w:fill="dee8e3" w:val="clear"/>
             <w:tcMar>
               <w:top w:w="60.0" w:type="dxa"/>
               <w:left w:w="80.0" w:type="dxa"/>
@@ -1761,152 +1761,152 @@
               <w:bottom w:color="d8d8d8" w:space="0" w:sz="4" w:val="single"/>
               <w:right w:color="d8d8d8" w:space="0" w:sz="4" w:val="single"/>
             </w:tcBorders>
-            <w:shd w:fill="f7f7f7" w:val="clear"/>
-            <w:tcMar>
-              <w:top w:w="60.0" w:type="dxa"/>
-              <w:left w:w="80.0" w:type="dxa"/>
-              <w:bottom w:w="60.0" w:type="dxa"/>
-              <w:right w:w="60.0" w:type="dxa"/>
-            </w:tcMar>
-            <w:vAlign w:val="center"/>
-          </w:tcPr>
-          <w:p>
-            <w:pPr>
-              <w:spacing w:after="0" w:before="0" w:lineRule="auto"/>
-              <w:rPr/>
-            </w:pPr>
-            <w:r>
-              <w:rPr>
-                <w:rtl w:val="0"/>
-              </w:rPr>
-            </w:r>
-          </w:p>
-        </w:tc>
-        <w:tc>
-          <w:tcPr>
-            <w:tcBorders>
-              <w:top w:color="d8d8d8" w:space="0" w:sz="4" w:val="single"/>
-              <w:left w:color="d8d8d8" w:space="0" w:sz="4" w:val="single"/>
-              <w:bottom w:color="d8d8d8" w:space="0" w:sz="4" w:val="single"/>
-              <w:right w:color="d8d8d8" w:space="0" w:sz="4" w:val="single"/>
-            </w:tcBorders>
-            <w:shd w:fill="f7f7f7" w:val="clear"/>
-            <w:tcMar>
-              <w:top w:w="60.0" w:type="dxa"/>
-              <w:left w:w="80.0" w:type="dxa"/>
-              <w:bottom w:w="60.0" w:type="dxa"/>
-              <w:right w:w="60.0" w:type="dxa"/>
-            </w:tcMar>
-            <w:vAlign w:val="center"/>
-          </w:tcPr>
-          <w:p>
-            <w:pPr>
-              <w:spacing w:after="0" w:before="0" w:lineRule="auto"/>
-              <w:rPr/>
-            </w:pPr>
-            <w:r>
-              <w:rPr>
-                <w:rtl w:val="0"/>
-              </w:rPr>
-            </w:r>
-          </w:p>
-        </w:tc>
-        <w:tc>
-          <w:tcPr>
-            <w:tcBorders>
-              <w:top w:color="d8d8d8" w:space="0" w:sz="4" w:val="single"/>
-              <w:left w:color="d8d8d8" w:space="0" w:sz="4" w:val="single"/>
-              <w:bottom w:color="d8d8d8" w:space="0" w:sz="4" w:val="single"/>
-              <w:right w:color="d8d8d8" w:space="0" w:sz="4" w:val="single"/>
-            </w:tcBorders>
-            <w:shd w:fill="f7f7f7" w:val="clear"/>
-            <w:tcMar>
-              <w:top w:w="60.0" w:type="dxa"/>
-              <w:left w:w="80.0" w:type="dxa"/>
-              <w:bottom w:w="60.0" w:type="dxa"/>
-              <w:right w:w="60.0" w:type="dxa"/>
-            </w:tcMar>
-            <w:vAlign w:val="center"/>
-          </w:tcPr>
-          <w:p>
-            <w:pPr>
-              <w:spacing w:after="0" w:before="0" w:lineRule="auto"/>
-              <w:rPr/>
-            </w:pPr>
-            <w:r>
-              <w:rPr>
-                <w:rtl w:val="0"/>
-              </w:rPr>
-            </w:r>
-          </w:p>
-        </w:tc>
-        <w:tc>
-          <w:tcPr>
-            <w:tcBorders>
-              <w:top w:color="d8d8d8" w:space="0" w:sz="4" w:val="single"/>
-              <w:left w:color="d8d8d8" w:space="0" w:sz="4" w:val="single"/>
-              <w:bottom w:color="d8d8d8" w:space="0" w:sz="4" w:val="single"/>
-              <w:right w:color="d8d8d8" w:space="0" w:sz="4" w:val="single"/>
-            </w:tcBorders>
-            <w:shd w:fill="f7f7f7" w:val="clear"/>
-            <w:tcMar>
-              <w:top w:w="60.0" w:type="dxa"/>
-              <w:left w:w="80.0" w:type="dxa"/>
-              <w:bottom w:w="60.0" w:type="dxa"/>
-              <w:right w:w="60.0" w:type="dxa"/>
-            </w:tcMar>
-            <w:vAlign w:val="center"/>
-          </w:tcPr>
-          <w:p>
-            <w:pPr>
-              <w:spacing w:after="0" w:before="0" w:lineRule="auto"/>
-              <w:rPr/>
-            </w:pPr>
-            <w:r>
-              <w:rPr>
-                <w:rtl w:val="0"/>
-              </w:rPr>
-            </w:r>
-          </w:p>
-        </w:tc>
-        <w:tc>
-          <w:tcPr>
-            <w:tcBorders>
-              <w:top w:color="d8d8d8" w:space="0" w:sz="4" w:val="single"/>
-              <w:left w:color="d8d8d8" w:space="0" w:sz="4" w:val="single"/>
-              <w:bottom w:color="d8d8d8" w:space="0" w:sz="4" w:val="single"/>
-              <w:right w:color="d8d8d8" w:space="0" w:sz="4" w:val="single"/>
-            </w:tcBorders>
-            <w:shd w:fill="f7f7f7" w:val="clear"/>
-            <w:tcMar>
-              <w:top w:w="60.0" w:type="dxa"/>
-              <w:left w:w="80.0" w:type="dxa"/>
-              <w:bottom w:w="60.0" w:type="dxa"/>
-              <w:right w:w="60.0" w:type="dxa"/>
-            </w:tcMar>
-            <w:vAlign w:val="center"/>
-          </w:tcPr>
-          <w:p>
-            <w:pPr>
-              <w:spacing w:after="0" w:before="0" w:lineRule="auto"/>
-              <w:rPr/>
-            </w:pPr>
-            <w:r>
-              <w:rPr>
-                <w:rtl w:val="0"/>
-              </w:rPr>
-            </w:r>
-          </w:p>
-        </w:tc>
-        <w:tc>
-          <w:tcPr>
-            <w:tcBorders>
-              <w:top w:color="d8d8d8" w:space="0" w:sz="4" w:val="single"/>
-              <w:left w:color="d8d8d8" w:space="0" w:sz="4" w:val="single"/>
-              <w:bottom w:color="d8d8d8" w:space="0" w:sz="4" w:val="single"/>
-              <w:right w:color="d8d8d8" w:space="0" w:sz="4" w:val="single"/>
-            </w:tcBorders>
-            <w:shd w:fill="f7f7f7" w:val="clear"/>
+            <w:shd w:fill="dee8e3" w:val="clear"/>
+            <w:tcMar>
+              <w:top w:w="60.0" w:type="dxa"/>
+              <w:left w:w="80.0" w:type="dxa"/>
+              <w:bottom w:w="60.0" w:type="dxa"/>
+              <w:right w:w="60.0" w:type="dxa"/>
+            </w:tcMar>
+            <w:vAlign w:val="center"/>
+          </w:tcPr>
+          <w:p>
+            <w:pPr>
+              <w:spacing w:after="0" w:before="0" w:lineRule="auto"/>
+              <w:rPr/>
+            </w:pPr>
+            <w:r>
+              <w:rPr>
+                <w:rtl w:val="0"/>
+              </w:rPr>
+            </w:r>
+          </w:p>
+        </w:tc>
+        <w:tc>
+          <w:tcPr>
+            <w:tcBorders>
+              <w:top w:color="d8d8d8" w:space="0" w:sz="4" w:val="single"/>
+              <w:left w:color="d8d8d8" w:space="0" w:sz="4" w:val="single"/>
+              <w:bottom w:color="d8d8d8" w:space="0" w:sz="4" w:val="single"/>
+              <w:right w:color="d8d8d8" w:space="0" w:sz="4" w:val="single"/>
+            </w:tcBorders>
+            <w:shd w:fill="dee8e3" w:val="clear"/>
+            <w:tcMar>
+              <w:top w:w="60.0" w:type="dxa"/>
+              <w:left w:w="80.0" w:type="dxa"/>
+              <w:bottom w:w="60.0" w:type="dxa"/>
+              <w:right w:w="60.0" w:type="dxa"/>
+            </w:tcMar>
+            <w:vAlign w:val="center"/>
+          </w:tcPr>
+          <w:p>
+            <w:pPr>
+              <w:spacing w:after="0" w:before="0" w:lineRule="auto"/>
+              <w:rPr/>
+            </w:pPr>
+            <w:r>
+              <w:rPr>
+                <w:rtl w:val="0"/>
+              </w:rPr>
+            </w:r>
+          </w:p>
+        </w:tc>
+        <w:tc>
+          <w:tcPr>
+            <w:tcBorders>
+              <w:top w:color="d8d8d8" w:space="0" w:sz="4" w:val="single"/>
+              <w:left w:color="d8d8d8" w:space="0" w:sz="4" w:val="single"/>
+              <w:bottom w:color="d8d8d8" w:space="0" w:sz="4" w:val="single"/>
+              <w:right w:color="d8d8d8" w:space="0" w:sz="4" w:val="single"/>
+            </w:tcBorders>
+            <w:shd w:fill="dee8e3" w:val="clear"/>
+            <w:tcMar>
+              <w:top w:w="60.0" w:type="dxa"/>
+              <w:left w:w="80.0" w:type="dxa"/>
+              <w:bottom w:w="60.0" w:type="dxa"/>
+              <w:right w:w="60.0" w:type="dxa"/>
+            </w:tcMar>
+            <w:vAlign w:val="center"/>
+          </w:tcPr>
+          <w:p>
+            <w:pPr>
+              <w:spacing w:after="0" w:before="0" w:lineRule="auto"/>
+              <w:rPr/>
+            </w:pPr>
+            <w:r>
+              <w:rPr>
+                <w:rtl w:val="0"/>
+              </w:rPr>
+            </w:r>
+          </w:p>
+        </w:tc>
+        <w:tc>
+          <w:tcPr>
+            <w:tcBorders>
+              <w:top w:color="d8d8d8" w:space="0" w:sz="4" w:val="single"/>
+              <w:left w:color="d8d8d8" w:space="0" w:sz="4" w:val="single"/>
+              <w:bottom w:color="d8d8d8" w:space="0" w:sz="4" w:val="single"/>
+              <w:right w:color="d8d8d8" w:space="0" w:sz="4" w:val="single"/>
+            </w:tcBorders>
+            <w:shd w:fill="dee8e3" w:val="clear"/>
+            <w:tcMar>
+              <w:top w:w="60.0" w:type="dxa"/>
+              <w:left w:w="80.0" w:type="dxa"/>
+              <w:bottom w:w="60.0" w:type="dxa"/>
+              <w:right w:w="60.0" w:type="dxa"/>
+            </w:tcMar>
+            <w:vAlign w:val="center"/>
+          </w:tcPr>
+          <w:p>
+            <w:pPr>
+              <w:spacing w:after="0" w:before="0" w:lineRule="auto"/>
+              <w:rPr/>
+            </w:pPr>
+            <w:r>
+              <w:rPr>
+                <w:rtl w:val="0"/>
+              </w:rPr>
+            </w:r>
+          </w:p>
+        </w:tc>
+        <w:tc>
+          <w:tcPr>
+            <w:tcBorders>
+              <w:top w:color="d8d8d8" w:space="0" w:sz="4" w:val="single"/>
+              <w:left w:color="d8d8d8" w:space="0" w:sz="4" w:val="single"/>
+              <w:bottom w:color="d8d8d8" w:space="0" w:sz="4" w:val="single"/>
+              <w:right w:color="d8d8d8" w:space="0" w:sz="4" w:val="single"/>
+            </w:tcBorders>
+            <w:shd w:fill="dee8e3" w:val="clear"/>
+            <w:tcMar>
+              <w:top w:w="60.0" w:type="dxa"/>
+              <w:left w:w="80.0" w:type="dxa"/>
+              <w:bottom w:w="60.0" w:type="dxa"/>
+              <w:right w:w="60.0" w:type="dxa"/>
+            </w:tcMar>
+            <w:vAlign w:val="center"/>
+          </w:tcPr>
+          <w:p>
+            <w:pPr>
+              <w:spacing w:after="0" w:before="0" w:lineRule="auto"/>
+              <w:rPr/>
+            </w:pPr>
+            <w:r>
+              <w:rPr>
+                <w:rtl w:val="0"/>
+              </w:rPr>
+            </w:r>
+          </w:p>
+        </w:tc>
+        <w:tc>
+          <w:tcPr>
+            <w:tcBorders>
+              <w:top w:color="d8d8d8" w:space="0" w:sz="4" w:val="single"/>
+              <w:left w:color="d8d8d8" w:space="0" w:sz="4" w:val="single"/>
+              <w:bottom w:color="d8d8d8" w:space="0" w:sz="4" w:val="single"/>
+              <w:right w:color="d8d8d8" w:space="0" w:sz="4" w:val="single"/>
+            </w:tcBorders>
+            <w:shd w:fill="dee8e3" w:val="clear"/>
             <w:tcMar>
               <w:top w:w="60.0" w:type="dxa"/>
               <w:left w:w="80.0" w:type="dxa"/>
@@ -2123,152 +2123,152 @@
               <w:bottom w:color="d8d8d8" w:space="0" w:sz="4" w:val="single"/>
               <w:right w:color="d8d8d8" w:space="0" w:sz="4" w:val="single"/>
             </w:tcBorders>
-            <w:shd w:fill="f7f7f7" w:val="clear"/>
-            <w:tcMar>
-              <w:top w:w="60.0" w:type="dxa"/>
-              <w:left w:w="80.0" w:type="dxa"/>
-              <w:bottom w:w="60.0" w:type="dxa"/>
-              <w:right w:w="60.0" w:type="dxa"/>
-            </w:tcMar>
-            <w:vAlign w:val="center"/>
-          </w:tcPr>
-          <w:p>
-            <w:pPr>
-              <w:spacing w:after="0" w:before="0" w:lineRule="auto"/>
-              <w:rPr/>
-            </w:pPr>
-            <w:r>
-              <w:rPr>
-                <w:rtl w:val="0"/>
-              </w:rPr>
-            </w:r>
-          </w:p>
-        </w:tc>
-        <w:tc>
-          <w:tcPr>
-            <w:tcBorders>
-              <w:top w:color="d8d8d8" w:space="0" w:sz="4" w:val="single"/>
-              <w:left w:color="d8d8d8" w:space="0" w:sz="4" w:val="single"/>
-              <w:bottom w:color="d8d8d8" w:space="0" w:sz="4" w:val="single"/>
-              <w:right w:color="d8d8d8" w:space="0" w:sz="4" w:val="single"/>
-            </w:tcBorders>
-            <w:shd w:fill="f7f7f7" w:val="clear"/>
-            <w:tcMar>
-              <w:top w:w="60.0" w:type="dxa"/>
-              <w:left w:w="80.0" w:type="dxa"/>
-              <w:bottom w:w="60.0" w:type="dxa"/>
-              <w:right w:w="60.0" w:type="dxa"/>
-            </w:tcMar>
-            <w:vAlign w:val="center"/>
-          </w:tcPr>
-          <w:p>
-            <w:pPr>
-              <w:spacing w:after="0" w:before="0" w:lineRule="auto"/>
-              <w:rPr/>
-            </w:pPr>
-            <w:r>
-              <w:rPr>
-                <w:rtl w:val="0"/>
-              </w:rPr>
-            </w:r>
-          </w:p>
-        </w:tc>
-        <w:tc>
-          <w:tcPr>
-            <w:tcBorders>
-              <w:top w:color="d8d8d8" w:space="0" w:sz="4" w:val="single"/>
-              <w:left w:color="d8d8d8" w:space="0" w:sz="4" w:val="single"/>
-              <w:bottom w:color="d8d8d8" w:space="0" w:sz="4" w:val="single"/>
-              <w:right w:color="d8d8d8" w:space="0" w:sz="4" w:val="single"/>
-            </w:tcBorders>
-            <w:shd w:fill="f7f7f7" w:val="clear"/>
-            <w:tcMar>
-              <w:top w:w="60.0" w:type="dxa"/>
-              <w:left w:w="80.0" w:type="dxa"/>
-              <w:bottom w:w="60.0" w:type="dxa"/>
-              <w:right w:w="60.0" w:type="dxa"/>
-            </w:tcMar>
-            <w:vAlign w:val="center"/>
-          </w:tcPr>
-          <w:p>
-            <w:pPr>
-              <w:spacing w:after="0" w:before="0" w:lineRule="auto"/>
-              <w:rPr/>
-            </w:pPr>
-            <w:r>
-              <w:rPr>
-                <w:rtl w:val="0"/>
-              </w:rPr>
-            </w:r>
-          </w:p>
-        </w:tc>
-        <w:tc>
-          <w:tcPr>
-            <w:tcBorders>
-              <w:top w:color="d8d8d8" w:space="0" w:sz="4" w:val="single"/>
-              <w:left w:color="d8d8d8" w:space="0" w:sz="4" w:val="single"/>
-              <w:bottom w:color="d8d8d8" w:space="0" w:sz="4" w:val="single"/>
-              <w:right w:color="d8d8d8" w:space="0" w:sz="4" w:val="single"/>
-            </w:tcBorders>
-            <w:shd w:fill="f7f7f7" w:val="clear"/>
-            <w:tcMar>
-              <w:top w:w="60.0" w:type="dxa"/>
-              <w:left w:w="80.0" w:type="dxa"/>
-              <w:bottom w:w="60.0" w:type="dxa"/>
-              <w:right w:w="60.0" w:type="dxa"/>
-            </w:tcMar>
-            <w:vAlign w:val="center"/>
-          </w:tcPr>
-          <w:p>
-            <w:pPr>
-              <w:spacing w:after="0" w:before="0" w:lineRule="auto"/>
-              <w:rPr/>
-            </w:pPr>
-            <w:r>
-              <w:rPr>
-                <w:rtl w:val="0"/>
-              </w:rPr>
-            </w:r>
-          </w:p>
-        </w:tc>
-        <w:tc>
-          <w:tcPr>
-            <w:tcBorders>
-              <w:top w:color="d8d8d8" w:space="0" w:sz="4" w:val="single"/>
-              <w:left w:color="d8d8d8" w:space="0" w:sz="4" w:val="single"/>
-              <w:bottom w:color="d8d8d8" w:space="0" w:sz="4" w:val="single"/>
-              <w:right w:color="d8d8d8" w:space="0" w:sz="4" w:val="single"/>
-            </w:tcBorders>
-            <w:shd w:fill="f7f7f7" w:val="clear"/>
-            <w:tcMar>
-              <w:top w:w="60.0" w:type="dxa"/>
-              <w:left w:w="80.0" w:type="dxa"/>
-              <w:bottom w:w="60.0" w:type="dxa"/>
-              <w:right w:w="60.0" w:type="dxa"/>
-            </w:tcMar>
-            <w:vAlign w:val="center"/>
-          </w:tcPr>
-          <w:p>
-            <w:pPr>
-              <w:spacing w:after="0" w:before="0" w:lineRule="auto"/>
-              <w:rPr/>
-            </w:pPr>
-            <w:r>
-              <w:rPr>
-                <w:rtl w:val="0"/>
-              </w:rPr>
-            </w:r>
-          </w:p>
-        </w:tc>
-        <w:tc>
-          <w:tcPr>
-            <w:tcBorders>
-              <w:top w:color="d8d8d8" w:space="0" w:sz="4" w:val="single"/>
-              <w:left w:color="d8d8d8" w:space="0" w:sz="4" w:val="single"/>
-              <w:bottom w:color="d8d8d8" w:space="0" w:sz="4" w:val="single"/>
-              <w:right w:color="d8d8d8" w:space="0" w:sz="4" w:val="single"/>
-            </w:tcBorders>
-            <w:shd w:fill="f7f7f7" w:val="clear"/>
+            <w:shd w:fill="dee8e3" w:val="clear"/>
+            <w:tcMar>
+              <w:top w:w="60.0" w:type="dxa"/>
+              <w:left w:w="80.0" w:type="dxa"/>
+              <w:bottom w:w="60.0" w:type="dxa"/>
+              <w:right w:w="60.0" w:type="dxa"/>
+            </w:tcMar>
+            <w:vAlign w:val="center"/>
+          </w:tcPr>
+          <w:p>
+            <w:pPr>
+              <w:spacing w:after="0" w:before="0" w:lineRule="auto"/>
+              <w:rPr/>
+            </w:pPr>
+            <w:r>
+              <w:rPr>
+                <w:rtl w:val="0"/>
+              </w:rPr>
+            </w:r>
+          </w:p>
+        </w:tc>
+        <w:tc>
+          <w:tcPr>
+            <w:tcBorders>
+              <w:top w:color="d8d8d8" w:space="0" w:sz="4" w:val="single"/>
+              <w:left w:color="d8d8d8" w:space="0" w:sz="4" w:val="single"/>
+              <w:bottom w:color="d8d8d8" w:space="0" w:sz="4" w:val="single"/>
+              <w:right w:color="d8d8d8" w:space="0" w:sz="4" w:val="single"/>
+            </w:tcBorders>
+            <w:shd w:fill="dee8e3" w:val="clear"/>
+            <w:tcMar>
+              <w:top w:w="60.0" w:type="dxa"/>
+              <w:left w:w="80.0" w:type="dxa"/>
+              <w:bottom w:w="60.0" w:type="dxa"/>
+              <w:right w:w="60.0" w:type="dxa"/>
+            </w:tcMar>
+            <w:vAlign w:val="center"/>
+          </w:tcPr>
+          <w:p>
+            <w:pPr>
+              <w:spacing w:after="0" w:before="0" w:lineRule="auto"/>
+              <w:rPr/>
+            </w:pPr>
+            <w:r>
+              <w:rPr>
+                <w:rtl w:val="0"/>
+              </w:rPr>
+            </w:r>
+          </w:p>
+        </w:tc>
+        <w:tc>
+          <w:tcPr>
+            <w:tcBorders>
+              <w:top w:color="d8d8d8" w:space="0" w:sz="4" w:val="single"/>
+              <w:left w:color="d8d8d8" w:space="0" w:sz="4" w:val="single"/>
+              <w:bottom w:color="d8d8d8" w:space="0" w:sz="4" w:val="single"/>
+              <w:right w:color="d8d8d8" w:space="0" w:sz="4" w:val="single"/>
+            </w:tcBorders>
+            <w:shd w:fill="dee8e3" w:val="clear"/>
+            <w:tcMar>
+              <w:top w:w="60.0" w:type="dxa"/>
+              <w:left w:w="80.0" w:type="dxa"/>
+              <w:bottom w:w="60.0" w:type="dxa"/>
+              <w:right w:w="60.0" w:type="dxa"/>
+            </w:tcMar>
+            <w:vAlign w:val="center"/>
+          </w:tcPr>
+          <w:p>
+            <w:pPr>
+              <w:spacing w:after="0" w:before="0" w:lineRule="auto"/>
+              <w:rPr/>
+            </w:pPr>
+            <w:r>
+              <w:rPr>
+                <w:rtl w:val="0"/>
+              </w:rPr>
+            </w:r>
+          </w:p>
+        </w:tc>
+        <w:tc>
+          <w:tcPr>
+            <w:tcBorders>
+              <w:top w:color="d8d8d8" w:space="0" w:sz="4" w:val="single"/>
+              <w:left w:color="d8d8d8" w:space="0" w:sz="4" w:val="single"/>
+              <w:bottom w:color="d8d8d8" w:space="0" w:sz="4" w:val="single"/>
+              <w:right w:color="d8d8d8" w:space="0" w:sz="4" w:val="single"/>
+            </w:tcBorders>
+            <w:shd w:fill="dee8e3" w:val="clear"/>
+            <w:tcMar>
+              <w:top w:w="60.0" w:type="dxa"/>
+              <w:left w:w="80.0" w:type="dxa"/>
+              <w:bottom w:w="60.0" w:type="dxa"/>
+              <w:right w:w="60.0" w:type="dxa"/>
+            </w:tcMar>
+            <w:vAlign w:val="center"/>
+          </w:tcPr>
+          <w:p>
+            <w:pPr>
+              <w:spacing w:after="0" w:before="0" w:lineRule="auto"/>
+              <w:rPr/>
+            </w:pPr>
+            <w:r>
+              <w:rPr>
+                <w:rtl w:val="0"/>
+              </w:rPr>
+            </w:r>
+          </w:p>
+        </w:tc>
+        <w:tc>
+          <w:tcPr>
+            <w:tcBorders>
+              <w:top w:color="d8d8d8" w:space="0" w:sz="4" w:val="single"/>
+              <w:left w:color="d8d8d8" w:space="0" w:sz="4" w:val="single"/>
+              <w:bottom w:color="d8d8d8" w:space="0" w:sz="4" w:val="single"/>
+              <w:right w:color="d8d8d8" w:space="0" w:sz="4" w:val="single"/>
+            </w:tcBorders>
+            <w:shd w:fill="dee8e3" w:val="clear"/>
+            <w:tcMar>
+              <w:top w:w="60.0" w:type="dxa"/>
+              <w:left w:w="80.0" w:type="dxa"/>
+              <w:bottom w:w="60.0" w:type="dxa"/>
+              <w:right w:w="60.0" w:type="dxa"/>
+            </w:tcMar>
+            <w:vAlign w:val="center"/>
+          </w:tcPr>
+          <w:p>
+            <w:pPr>
+              <w:spacing w:after="0" w:before="0" w:lineRule="auto"/>
+              <w:rPr/>
+            </w:pPr>
+            <w:r>
+              <w:rPr>
+                <w:rtl w:val="0"/>
+              </w:rPr>
+            </w:r>
+          </w:p>
+        </w:tc>
+        <w:tc>
+          <w:tcPr>
+            <w:tcBorders>
+              <w:top w:color="d8d8d8" w:space="0" w:sz="4" w:val="single"/>
+              <w:left w:color="d8d8d8" w:space="0" w:sz="4" w:val="single"/>
+              <w:bottom w:color="d8d8d8" w:space="0" w:sz="4" w:val="single"/>
+              <w:right w:color="d8d8d8" w:space="0" w:sz="4" w:val="single"/>
+            </w:tcBorders>
+            <w:shd w:fill="dee8e3" w:val="clear"/>
             <w:tcMar>
               <w:top w:w="60.0" w:type="dxa"/>
               <w:left w:w="80.0" w:type="dxa"/>
@@ -2693,7 +2693,7 @@
               <w:bottom w:color="d8d8d8" w:space="0" w:sz="4" w:val="single"/>
               <w:right w:color="d8d8d8" w:space="0" w:sz="4" w:val="single"/>
             </w:tcBorders>
-            <w:shd w:fill="f2f2f2" w:val="clear"/>
+            <w:shd w:fill="dae4df" w:val="clear"/>
             <w:tcMar>
               <w:top w:w="120.0" w:type="dxa"/>
               <w:left w:w="200.0" w:type="dxa"/>
@@ -2875,7 +2875,7 @@
               <w:bottom w:color="d8d8d8" w:space="0" w:sz="4" w:val="single"/>
               <w:right w:color="d8d8d8" w:space="0" w:sz="4" w:val="single"/>
             </w:tcBorders>
-            <w:shd w:fill="f2f2f2" w:val="clear"/>
+            <w:shd w:fill="dae4df" w:val="clear"/>
             <w:tcMar>
               <w:top w:w="120.0" w:type="dxa"/>
               <w:left w:w="200.0" w:type="dxa"/>
@@ -3057,7 +3057,7 @@
               <w:bottom w:color="d8d8d8" w:space="0" w:sz="4" w:val="single"/>
               <w:right w:color="d8d8d8" w:space="0" w:sz="4" w:val="single"/>
             </w:tcBorders>
-            <w:shd w:fill="f2f2f2" w:val="clear"/>
+            <w:shd w:fill="dae4df" w:val="clear"/>
             <w:tcMar>
               <w:top w:w="120.0" w:type="dxa"/>
               <w:left w:w="200.0" w:type="dxa"/>
@@ -3157,7 +3157,7 @@
               <w:bottom w:color="000000" w:space="0" w:sz="0" w:val="nil"/>
               <w:right w:color="000000" w:space="0" w:sz="0" w:val="nil"/>
             </w:tcBorders>
-            <w:shd w:fill="eeeeee" w:val="clear"/>
+            <w:shd w:fill="d6e0db" w:val="clear"/>
             <w:tcMar>
               <w:top w:w="160.0" w:type="dxa"/>
               <w:left w:w="260.0" w:type="dxa"/>
@@ -3452,7 +3452,7 @@
       <w:rPr/>
       <w:drawing>
         <wp:inline distB="114300" distT="114300" distL="114300" distR="114300">
-          <wp:extent cx="1106897" cy="623888"/>
+          <wp:extent cx="1911049" cy="623888"/>
           <wp:effectExtent b="0" l="0" r="0" t="0"/>
           <wp:docPr id="1" name="image1.png"/>
           <a:graphic>
@@ -3464,7 +3464,7 @@
                 </pic:nvPicPr>
                 <pic:blipFill>
                   <a:blip r:embed="rId1"/>
-                  <a:srcRect b="27972" l="11329" r="12428" t="30420"/>
+                  <a:srcRect b="0" l="0" r="0" t="0"/>
                   <a:stretch>
                     <a:fillRect/>
                   </a:stretch>
@@ -3472,7 +3472,7 @@
                 <pic:spPr>
                   <a:xfrm>
                     <a:off x="0" y="0"/>
-                    <a:ext cx="1106897" cy="623888"/>
+                    <a:ext cx="1911049" cy="623888"/>
                   </a:xfrm>
                   <a:prstGeom prst="rect"/>
                   <a:ln/>
